--- a/docs/Poster_Print_Request_System_Roadmap_Final_v4_Bilingual old.docx
+++ b/docs/Poster_Print_Request_System_Roadmap_Final_v4_Bilingual old.docx
@@ -2,6 +2,16 @@
 <file path=word/document.xml><?xml version="1.0" encoding="utf-8"?>
 <w:document xmlns:wpc="http://schemas.microsoft.com/office/word/2010/wordprocessingCanvas" xmlns:mo="http://schemas.microsoft.com/office/mac/office/2008/main" xmlns:mc="http://schemas.openxmlformats.org/markup-compatibility/2006" xmlns:mv="urn:schemas-microsoft-com:mac:vml" xmlns:o="urn:schemas-microsoft-com:office:office" xmlns:r="http://schemas.openxmlformats.org/officeDocument/2006/relationships" xmlns:m="http://schemas.openxmlformats.org/officeDocument/2006/math" xmlns:v="urn:schemas-microsoft-com:vml" xmlns:wp14="http://schemas.microsoft.com/office/word/2010/wordprocessingDrawing" xmlns:wp="http://schemas.openxmlformats.org/drawingml/2006/wordprocessingDrawing" xmlns:w10="urn:schemas-microsoft-com:office:word" xmlns:w="http://schemas.openxmlformats.org/wordprocessingml/2006/main" xmlns:w14="http://schemas.microsoft.com/office/word/2010/wordml" xmlns:wpg="http://schemas.microsoft.com/office/word/2010/wordprocessingGroup" xmlns:wpi="http://schemas.microsoft.com/office/word/2010/wordprocessingInk" xmlns:wne="http://schemas.microsoft.com/office/word/2006/wordml" xmlns:wps="http://schemas.microsoft.com/office/word/2010/wordprocessingShape" mc:Ignorable="w14 wp14">
   <w:body>
+    <w:p>
+      <w:r>
+        <w:t xml:space="preserve">SUSTITUIDO. Este archivo es la versión 3.0 del 6 de octubre de 2026. El nombre del archivo contiene v4; el contenido es la versión 3.0. No es autoridad del orden de capacidades, del estado ni de la estructura de carpetas. El orden y el estado los gobierna Poster_Print_Request_System_Roadmap_v4_Inventory_DirectPrinting.docx. La estructura de carpetas la gobierna docs/Shared_Storage_Contract_v1.docx.</w:t>
+      </w:r>
+    </w:p>
+    <w:p>
+      <w:r>
+        <w:t xml:space="preserve">SUPERSEDED. This file is Version 3.0 of 6 October 2026. The file name contains v4; the content is Version 3.0. It is not authority for capability order, status, or folder structure. Order and status are governed by Poster_Print_Request_System_Roadmap_v4_Inventory_DirectPrinting.docx. Folder structure is governed by docs/Shared_Storage_Contract_v1.docx.</w:t>
+      </w:r>
+    </w:p>
     <w:p>
       <w:pPr>
         <w:jc w:val="center"/>
